--- a/space-agent/outputs/Phase_0_Proposal_AlpineWatch-1.docx
+++ b/space-agent/outputs/Phase_0_Proposal_AlpineWatch-1.docx
@@ -58,7 +58,7 @@
     </w:p>
     <w:p>
       <w:r>
-        <w:t>During launch, the spacecraft is integrated with the selected launch vehicle, remains unpowered or in launch configuration as required by the launch provider, and separates into an initial low Earth orbit. During launch and early orbit operations, the spacecraft powers up, establishes a safe attitude and power-positive state, initializes command and telemetry links, and assesses basic spacecraft health. During orbit insertion or orbit acquisition, the mission uses the launcher-delivered orbit directly or performs any required orbit trim or acquisition activities needed to achieve the operational 550 km circular orbit at 97.6 degrees inclination, subject to the final propulsion concept. During commissioning, the mission team verifies bus subsystems, communications, power, thermal control, onboard storage, and attitude functions, then activates the multispectral payload, performs calibrations, and acquires initial test imagery to confirm imaging performance against mission requirements. During nominal operations, the spacecraft executes planned target imaging passes, stores payload data onboard between contacts, downlinks imagery and housekeeping telemetry during scheduled ground station passes, receives updated command loads, and repeats this cycle for the operational mission life. During contingency operations, fault detection logic or ground command places the spacecraft in safe mode, payload operations are suspended, essential power and thermal control are maintained, housekeeping telemetry is prioritized, and recovery actions are planned and executed from the ground. During end-of-life operations, routine imaging is terminated, residual energy sources are passivated as applicable, final telemetry is downlinked, and the spacecraft performs the approved disposal sequence or is placed in a compliant post-mission configuration consistent with the selected debris mitigation standard.</w:t>
+        <w:t>The mission begins with launch on a compatible launch vehicle and ascent to the injection conditions specified for the mission orbit. During the launch phase, the spacecraft remains unpowered or in the launch configuration required by the launch service provider. Orbit insertion is performed by the launch vehicle to place the spacecraft into a 550 km circular orbit at 97.6 deg inclination within the allowed injection tolerances; if included in the final design, the spacecraft may perform limited orbit trim or phasing maneuvers after separation. Immediately after separation, the spacecraft transitions autonomously to a post-separation survival mode, stabilizes power, reduces attitude rates, establishes a safe attitude as applicable, and transmits initial health telemetry for ground acquisition. During commissioning, operators verify spacecraft bus functions, communications, power, thermal control, command and data handling, timing, and attitude functions, then activate and check out the payload and obtain at least one first-light image to confirm basic imaging capability. During nominal operations, the ground segment uploads activity plans, the spacecraft performs imaging on commanded daylight passes, stores payload and housekeeping data onboard, and downlinks telemetry and image data during scheduled ground contacts. Routine operations also include orbit determination updates, calibration activities, trend monitoring, and maintenance actions if required by the final design. During contingency operations, predefined faults trigger safe mode, payload operations are suspended, survival power and thermal control are maintained, and the spacecraft awaits ground diagnosis and recovery commands; if available, reduced-function operational modes may be used to recover partial mission capability. At end of life, the spacecraft terminates routine imaging, performs passivation of stored energy sources, executes the approved disposal strategy, and transitions to a non-operational state consistent with applicable debris mitigation requirements.</w:t>
       </w:r>
     </w:p>
     <w:p>
@@ -71,22 +71,27 @@
     </w:p>
     <w:p>
       <w:r>
-        <w:t>- Acquire multispectral Earth observation imagery from a 550 km circular orbit at 97.6 degrees inclination with 5 m ground sampling distance over selected land targets.</w:t>
+        <w:t>- Acquire multispectral Earth observation imagery from a 550 km circular, 97.6 deg inclination orbit with 5 m ground sample distance at nadir during the mission lifetime.</w:t>
       </w:r>
     </w:p>
     <w:p>
       <w:r>
-        <w:t>- Provide imagery with a swath width of 40 km to support repeated monitoring of alpine and other terrestrial regions during a 3-year mission life.</w:t>
+        <w:t>- Provide a minimum imaged swath width of 40 km at nadir for each payload acquisition.</w:t>
       </w:r>
     </w:p>
     <w:p>
       <w:r>
-        <w:t>- Downlink collected payload data and associated telemetry to ground stations for routine mission operations and image product generation.</w:t>
+        <w:t>- Operate the spacecraft and payload for at least 3.0 years after completion of on-orbit commissioning.</w:t>
       </w:r>
     </w:p>
     <w:p>
       <w:r>
-        <w:t>- Demonstrate sustained on-orbit operation of a multispectral payload with 8 kg mass and 35 W nominal power consumption on an MVP Earth observation platform.</w:t>
+        <w:t>- Generate, store, and downlink payload data and housekeeping telemetry required for routine Earth observation operations and mission performance assessment.</w:t>
+      </w:r>
+    </w:p>
+    <w:p>
+      <w:r>
+        <w:t>- Commission the spacecraft and payload after launch and demonstrate on-orbit capability for nominal imaging operations before routine operations begin.</w:t>
       </w:r>
     </w:p>
     <w:p>
@@ -160,7 +165,7 @@
           </w:tcPr>
           <w:p>
             <w:r>
-              <w:t>The spacecraft shall be compatible with injection into a 550 km circular orbit with an inclination of 97.6 degrees plus or minus 0.2 degrees.</w:t>
+              <w:t>The mission orbit shall be 550 km circular altitude ± 25 km with an inclination of 97.6 deg ± 0.2 deg during nominal operations.</w:t>
             </w:r>
           </w:p>
         </w:tc>
@@ -170,7 +175,7 @@
           </w:tcPr>
           <w:p>
             <w:r>
-              <w:t>The operational orbit defines imaging geometry, coverage, and environmental conditions used by the mission concept.</w:t>
+              <w:t>The operational orbit defines observing geometry, revisit conditions, and environmental conditions.</w:t>
             </w:r>
           </w:p>
         </w:tc>
@@ -192,7 +197,7 @@
           </w:tcPr>
           <w:p>
             <w:r>
-              <w:t>The spacecraft shall support nominal on-orbit operations for not less than 3.0 years after completion of commissioning.</w:t>
+              <w:t>The mission shall provide an operational lifetime of at least 3.0 years from completion of on-orbit commissioning.</w:t>
             </w:r>
           </w:p>
         </w:tc>
@@ -202,7 +207,7 @@
           </w:tcPr>
           <w:p>
             <w:r>
-              <w:t>The stated mission life must be translated into a minimum verifiable operational duration.</w:t>
+              <w:t>The mission duration is a primary program requirement.</w:t>
             </w:r>
           </w:p>
         </w:tc>
@@ -224,7 +229,7 @@
           </w:tcPr>
           <w:p>
             <w:r>
-              <w:t>The payload shall acquire multispectral imagery with a ground sampling distance of 5 m or finer at nadir from the nominal operating altitude of 550 km.</w:t>
+              <w:t>The payload shall acquire multispectral imagery with a ground sample distance of 5 m or finer at nadir from the nominal operational orbit.</w:t>
             </w:r>
           </w:p>
         </w:tc>
@@ -234,7 +239,7 @@
           </w:tcPr>
           <w:p>
             <w:r>
-              <w:t>Ground sampling distance is a primary mission performance parameter.</w:t>
+              <w:t>Ground sample distance is a primary payload performance parameter.</w:t>
             </w:r>
           </w:p>
         </w:tc>
@@ -256,7 +261,7 @@
           </w:tcPr>
           <w:p>
             <w:r>
-              <w:t>The payload shall acquire multispectral imagery with a swath width of 40 km or greater at nadir from the nominal operating altitude of 550 km.</w:t>
+              <w:t>The payload shall provide an imaged swath width of at least 40 km at nadir from the nominal operational orbit.</w:t>
             </w:r>
           </w:p>
         </w:tc>
@@ -266,7 +271,7 @@
           </w:tcPr>
           <w:p>
             <w:r>
-              <w:t>Swath width is a primary mission performance parameter affecting coverage.</w:t>
+              <w:t>Swath width defines the area covered per acquisition.</w:t>
             </w:r>
           </w:p>
         </w:tc>
@@ -288,7 +293,7 @@
           </w:tcPr>
           <w:p>
             <w:r>
-              <w:t>The spacecraft electrical power subsystem shall provide not less than 35 W to the payload during nominal imaging operations.</w:t>
+              <w:t>The spacecraft shall provide at least 35 W of regulated electrical power to the payload during nominal imaging operations.</w:t>
             </w:r>
           </w:p>
         </w:tc>
@@ -298,7 +303,7 @@
           </w:tcPr>
           <w:p>
             <w:r>
-              <w:t>The payload nominal power demand must be supported during image acquisition.</w:t>
+              <w:t>The payload power demand must be supported during imaging.</w:t>
             </w:r>
           </w:p>
         </w:tc>
@@ -320,7 +325,7 @@
           </w:tcPr>
           <w:p>
             <w:r>
-              <w:t>The spacecraft mechanical and structural design shall accommodate a payload mass of not less than 8 kg.</w:t>
+              <w:t>The electrical power subsystem shall provide electrical power for spacecraft housekeeping loads and payload imaging loads throughout the nominal operational orbit, including eclipse periods.</w:t>
             </w:r>
           </w:p>
         </w:tc>
@@ -330,7 +335,7 @@
           </w:tcPr>
           <w:p>
             <w:r>
-              <w:t>The platform must support the defined payload mass.</w:t>
+              <w:t>Mission operations require support of platform and payload loads over all orbital phases.</w:t>
             </w:r>
           </w:p>
         </w:tc>
@@ -352,7 +357,7 @@
           </w:tcPr>
           <w:p>
             <w:r>
-              <w:t>The attitude determination and control subsystem shall maintain spacecraft attitude knowledge and control during imaging within limits allocated to achieve the ground sampling distance requirement of MR-03.</w:t>
+              <w:t>The spacecraft shall support commanded payload imaging during sunlit orbital passes.</w:t>
             </w:r>
           </w:p>
         </w:tc>
@@ -362,7 +367,7 @@
           </w:tcPr>
           <w:p>
             <w:r>
-              <w:t>Image acquisition performance depends on quantified attitude performance allocated from system image quality requirements.</w:t>
+              <w:t>Multispectral Earth observation imaging requires solar illumination.</w:t>
             </w:r>
           </w:p>
         </w:tc>
@@ -384,7 +389,7 @@
           </w:tcPr>
           <w:p>
             <w:r>
-              <w:t>The spacecraft onboard data handling subsystem shall store payload data and housekeeping telemetry between ground contacts without data loss for the maximum planned interval between scheduled downlink opportunities.</w:t>
+              <w:t>The spacecraft shall time-tag all payload image data and housekeeping telemetry using a single onboard time reference.</w:t>
             </w:r>
           </w:p>
         </w:tc>
@@ -394,7 +399,7 @@
           </w:tcPr>
           <w:p>
             <w:r>
-              <w:t>Low Earth orbit operations require onboard storage between contacts with the ground segment.</w:t>
+              <w:t>A common time reference is required for data correlation and operations analysis.</w:t>
             </w:r>
           </w:p>
         </w:tc>
@@ -416,7 +421,7 @@
           </w:tcPr>
           <w:p>
             <w:r>
-              <w:t>The communications subsystem shall downlink payload data and housekeeping telemetry during scheduled ground station contacts at a rate sufficient to return the planned average daily data volume.</w:t>
+              <w:t>The command and data handling subsystem shall store payload data and housekeeping telemetry between ground contacts and downlink the stored data during scheduled communications passes.</w:t>
             </w:r>
           </w:p>
         </w:tc>
@@ -426,7 +431,7 @@
           </w:tcPr>
           <w:p>
             <w:r>
-              <w:t>The communications design must be sized against mission data return needs.</w:t>
+              <w:t>Onboard storage is required to bridge periods without ground contact.</w:t>
             </w:r>
           </w:p>
         </w:tc>
@@ -448,7 +453,7 @@
           </w:tcPr>
           <w:p>
             <w:r>
-              <w:t>The communications subsystem shall support command uplink during nominal operations, contingency operations, and end-of-life operations.</w:t>
+              <w:t>The communications subsystem shall provide telemetry, tracking, and command capability for spacecraft health monitoring and commanding throughout the mission lifetime.</w:t>
             </w:r>
           </w:p>
         </w:tc>
@@ -458,7 +463,7 @@
           </w:tcPr>
           <w:p>
             <w:r>
-              <w:t>The mission requires command capability throughout all operational phases.</w:t>
+              <w:t>Ground interaction is required to operate the spacecraft.</w:t>
             </w:r>
           </w:p>
         </w:tc>
@@ -480,7 +485,7 @@
           </w:tcPr>
           <w:p>
             <w:r>
-              <w:t>The spacecraft shall complete a commissioning phase after orbit insertion during which spacecraft bus functions, communications links, attitude control functions, payload activation, and initial imaging performance are verified.</w:t>
+              <w:t>The communications subsystem shall provide a payload data downlink capability throughout the mission lifetime.</w:t>
             </w:r>
           </w:p>
         </w:tc>
@@ -490,7 +495,7 @@
           </w:tcPr>
           <w:p>
             <w:r>
-              <w:t>A defined commissioning phase is required before routine operations begin.</w:t>
+              <w:t>Payload data return is required to achieve the mission objectives.</w:t>
             </w:r>
           </w:p>
         </w:tc>
@@ -512,7 +517,7 @@
           </w:tcPr>
           <w:p>
             <w:r>
-              <w:t>The spacecraft shall implement an operational concept that includes launch and early orbit operations, orbit insertion or orbit acquisition, commissioning, nominal imaging operations, contingency operations, and end-of-life operations.</w:t>
+              <w:t>The spacecraft shall autonomously enter a post-separation mode that performs initial power stabilization, attitude rate reduction, and health telemetry transmission after separation from the launch vehicle.</w:t>
             </w:r>
           </w:p>
         </w:tc>
@@ -522,7 +527,7 @@
           </w:tcPr>
           <w:p>
             <w:r>
-              <w:t>All mission lifecycle phases must be covered explicitly in the concept of operations.</w:t>
+              <w:t>These functions are required to establish post-launch survival and initial contact.</w:t>
             </w:r>
           </w:p>
         </w:tc>
@@ -544,7 +549,7 @@
           </w:tcPr>
           <w:p>
             <w:r>
-              <w:t>The spacecraft fault management function shall command transition to a safe mode upon detection of faults that violate predefined keep-alive thresholds for power, thermal, or attitude control.</w:t>
+              <w:t>The spacecraft shall complete on-orbit commissioning before entry into routine payload operations.</w:t>
             </w:r>
           </w:p>
         </w:tc>
@@ -554,7 +559,7 @@
           </w:tcPr>
           <w:p>
             <w:r>
-              <w:t>Contingency operations require an automatic recoverable state based on defined fault criteria.</w:t>
+              <w:t>Commissioning is required to verify readiness for sustained mission operations.</w:t>
             </w:r>
           </w:p>
         </w:tc>
@@ -576,7 +581,7 @@
           </w:tcPr>
           <w:p>
             <w:r>
-              <w:t>The telemetry subsystem shall provide housekeeping telemetry for power status, thermal status, attitude status, command and data handling status, and communications status during all operational phases.</w:t>
+              <w:t>The spacecraft shall provide a safe mode that inhibits payload operations and maintains spacecraft survival power and thermal conditions upon detection of predefined fault conditions.</w:t>
             </w:r>
           </w:p>
         </w:tc>
@@ -586,7 +591,7 @@
           </w:tcPr>
           <w:p>
             <w:r>
-              <w:t>Operators require observable health data to assess spacecraft condition and perform recovery actions.</w:t>
+              <w:t>Autonomous safing preserves the spacecraft when immediate ground intervention is not possible.</w:t>
             </w:r>
           </w:p>
         </w:tc>
@@ -608,7 +613,7 @@
           </w:tcPr>
           <w:p>
             <w:r>
-              <w:t>The spacecraft shall execute an end-of-life disposal sequence that meets the applicable mission debris mitigation requirement for maximum post-mission orbital lifetime.</w:t>
+              <w:t>The mission shall execute an end-of-life disposal sequence that passivates stored energy sources and terminates routine payload operations.</w:t>
             </w:r>
           </w:p>
         </w:tc>
@@ -618,7 +623,167 @@
           </w:tcPr>
           <w:p>
             <w:r>
-              <w:t>End-of-life compliance must be expressed as a verifiable disposal outcome tied to a selected standard.</w:t>
+              <w:t>Passivation and operational termination are required elements of end-of-life disposal.</w:t>
+            </w:r>
+          </w:p>
+        </w:tc>
+      </w:tr>
+      <w:tr>
+        <w:tc>
+          <w:tcPr>
+            <w:tcW w:type="dxa" w:w="2769"/>
+          </w:tcPr>
+          <w:p>
+            <w:r>
+              <w:t>MR-16</w:t>
+            </w:r>
+          </w:p>
+        </w:tc>
+        <w:tc>
+          <w:tcPr>
+            <w:tcW w:type="dxa" w:w="2769"/>
+          </w:tcPr>
+          <w:p>
+            <w:r>
+              <w:t>The spacecraft shall provide orbit state data for each payload acquisition.</w:t>
+            </w:r>
+          </w:p>
+        </w:tc>
+        <w:tc>
+          <w:tcPr>
+            <w:tcW w:type="dxa" w:w="2769"/>
+          </w:tcPr>
+          <w:p>
+            <w:r>
+              <w:t>Orbit knowledge is required for image geolocation processing.</w:t>
+            </w:r>
+          </w:p>
+        </w:tc>
+      </w:tr>
+      <w:tr>
+        <w:tc>
+          <w:tcPr>
+            <w:tcW w:type="dxa" w:w="2769"/>
+          </w:tcPr>
+          <w:p>
+            <w:r>
+              <w:t>MR-17</w:t>
+            </w:r>
+          </w:p>
+        </w:tc>
+        <w:tc>
+          <w:tcPr>
+            <w:tcW w:type="dxa" w:w="2769"/>
+          </w:tcPr>
+          <w:p>
+            <w:r>
+              <w:t>The thermal control subsystem shall maintain the payload within its qualified operating temperature limits during nominal imaging operations.</w:t>
+            </w:r>
+          </w:p>
+        </w:tc>
+        <w:tc>
+          <w:tcPr>
+            <w:tcW w:type="dxa" w:w="2769"/>
+          </w:tcPr>
+          <w:p>
+            <w:r>
+              <w:t>Payload operation depends on maintaining temperatures within qualified limits.</w:t>
+            </w:r>
+          </w:p>
+        </w:tc>
+      </w:tr>
+      <w:tr>
+        <w:tc>
+          <w:tcPr>
+            <w:tcW w:type="dxa" w:w="2769"/>
+          </w:tcPr>
+          <w:p>
+            <w:r>
+              <w:t>MR-18</w:t>
+            </w:r>
+          </w:p>
+        </w:tc>
+        <w:tc>
+          <w:tcPr>
+            <w:tcW w:type="dxa" w:w="2769"/>
+          </w:tcPr>
+          <w:p>
+            <w:r>
+              <w:t>The structures subsystem shall withstand the quasi-static, dynamic, and acoustic launch environments specified by the selected launch service provider without loss of mission capability.</w:t>
+            </w:r>
+          </w:p>
+        </w:tc>
+        <w:tc>
+          <w:tcPr>
+            <w:tcW w:type="dxa" w:w="2769"/>
+          </w:tcPr>
+          <w:p>
+            <w:r>
+              <w:t>The spacecraft must survive the launch environment to begin the mission.</w:t>
+            </w:r>
+          </w:p>
+        </w:tc>
+      </w:tr>
+      <w:tr>
+        <w:tc>
+          <w:tcPr>
+            <w:tcW w:type="dxa" w:w="2769"/>
+          </w:tcPr>
+          <w:p>
+            <w:r>
+              <w:t>MR-19</w:t>
+            </w:r>
+          </w:p>
+        </w:tc>
+        <w:tc>
+          <w:tcPr>
+            <w:tcW w:type="dxa" w:w="2769"/>
+          </w:tcPr>
+          <w:p>
+            <w:r>
+              <w:t>The spacecraft shall transmit health telemetry within 30 minutes after separation from the launch vehicle.</w:t>
+            </w:r>
+          </w:p>
+        </w:tc>
+        <w:tc>
+          <w:tcPr>
+            <w:tcW w:type="dxa" w:w="2769"/>
+          </w:tcPr>
+          <w:p>
+            <w:r>
+              <w:t>A bounded initial contact interval is required for early orbit operations planning and verification.</w:t>
+            </w:r>
+          </w:p>
+        </w:tc>
+      </w:tr>
+      <w:tr>
+        <w:tc>
+          <w:tcPr>
+            <w:tcW w:type="dxa" w:w="2769"/>
+          </w:tcPr>
+          <w:p>
+            <w:r>
+              <w:t>MR-20</w:t>
+            </w:r>
+          </w:p>
+        </w:tc>
+        <w:tc>
+          <w:tcPr>
+            <w:tcW w:type="dxa" w:w="2769"/>
+          </w:tcPr>
+          <w:p>
+            <w:r>
+              <w:t>The spacecraft shall demonstrate at least one payload image acquisition during on-orbit commissioning.</w:t>
+            </w:r>
+          </w:p>
+        </w:tc>
+        <w:tc>
+          <w:tcPr>
+            <w:tcW w:type="dxa" w:w="2769"/>
+          </w:tcPr>
+          <w:p>
+            <w:r>
+              <w:t>A first-light acquisition is a verifiable indicator of payload functional readiness.</w:t>
             </w:r>
           </w:p>
         </w:tc>
@@ -635,9 +800,9 @@
     <w:p>
       <w:r>
         <w:rPr>
-          <w:color w:val="990000"/>
+          <w:color w:val="996600"/>
         </w:rPr>
-        <w:t>Mass status: RED</w:t>
+        <w:t>Mass status: YELLOW</w:t>
       </w:r>
     </w:p>
     <w:tbl>
@@ -698,15 +863,393 @@
           </w:p>
         </w:tc>
       </w:tr>
+      <w:tr>
+        <w:tc>
+          <w:tcPr>
+            <w:tcW w:type="dxa" w:w="2076"/>
+          </w:tcPr>
+          <w:p>
+            <w:r>
+              <w:t>Structure</w:t>
+            </w:r>
+          </w:p>
+        </w:tc>
+        <w:tc>
+          <w:tcPr>
+            <w:tcW w:type="dxa" w:w="2076"/>
+          </w:tcPr>
+          <w:p>
+            <w:r>
+              <w:t>10.8</w:t>
+            </w:r>
+          </w:p>
+        </w:tc>
+        <w:tc>
+          <w:tcPr>
+            <w:tcW w:type="dxa" w:w="2076"/>
+          </w:tcPr>
+          <w:p>
+            <w:r>
+              <w:t>20.0</w:t>
+            </w:r>
+          </w:p>
+        </w:tc>
+        <w:tc>
+          <w:tcPr>
+            <w:tcW w:type="dxa" w:w="2076"/>
+          </w:tcPr>
+          <w:p>
+            <w:r>
+              <w:t>Estimated primary and secondary structure for a small EO spacecraft class sized around an 8 kg payload and moderate pointing stability needs. Includes launch load carrying structure and deployment/mechanical provisions as applicable.</w:t>
+            </w:r>
+          </w:p>
+        </w:tc>
+      </w:tr>
+      <w:tr>
+        <w:tc>
+          <w:tcPr>
+            <w:tcW w:type="dxa" w:w="2076"/>
+          </w:tcPr>
+          <w:p>
+            <w:r>
+              <w:t>ADCS</w:t>
+            </w:r>
+          </w:p>
+        </w:tc>
+        <w:tc>
+          <w:tcPr>
+            <w:tcW w:type="dxa" w:w="2076"/>
+          </w:tcPr>
+          <w:p>
+            <w:r>
+              <w:t>8.4</w:t>
+            </w:r>
+          </w:p>
+        </w:tc>
+        <w:tc>
+          <w:tcPr>
+            <w:tcW w:type="dxa" w:w="2076"/>
+          </w:tcPr>
+          <w:p>
+            <w:r>
+              <w:t>20.0</w:t>
+            </w:r>
+          </w:p>
+        </w:tc>
+        <w:tc>
+          <w:tcPr>
+            <w:tcW w:type="dxa" w:w="2076"/>
+          </w:tcPr>
+          <w:p>
+            <w:r>
+              <w:t>Includes sensors, wheels, magnetorquers, and GN&amp;C hardware/software sized for nadir Earth observation imaging. Low confidence because pointing knowledge, control error, and jitter requirements are not yet specified.</w:t>
+            </w:r>
+          </w:p>
+        </w:tc>
+      </w:tr>
+      <w:tr>
+        <w:tc>
+          <w:tcPr>
+            <w:tcW w:type="dxa" w:w="2076"/>
+          </w:tcPr>
+          <w:p>
+            <w:r>
+              <w:t>Propulsion</w:t>
+            </w:r>
+          </w:p>
+        </w:tc>
+        <w:tc>
+          <w:tcPr>
+            <w:tcW w:type="dxa" w:w="2076"/>
+          </w:tcPr>
+          <w:p>
+            <w:r>
+              <w:t>2.4</w:t>
+            </w:r>
+          </w:p>
+        </w:tc>
+        <w:tc>
+          <w:tcPr>
+            <w:tcW w:type="dxa" w:w="2076"/>
+          </w:tcPr>
+          <w:p>
+            <w:r>
+              <w:t>20.0</w:t>
+            </w:r>
+          </w:p>
+        </w:tc>
+        <w:tc>
+          <w:tcPr>
+            <w:tcW w:type="dxa" w:w="2076"/>
+          </w:tcPr>
+          <w:p>
+            <w:r>
+              <w:t>Minimal allowance for optional orbit trim, momentum management support, and end-of-life/passivation-related hardware assumption. Low confidence because disposal, collision avoidance, and injection error response delta-v are open questions.</w:t>
+            </w:r>
+          </w:p>
+        </w:tc>
+      </w:tr>
+      <w:tr>
+        <w:tc>
+          <w:tcPr>
+            <w:tcW w:type="dxa" w:w="2076"/>
+          </w:tcPr>
+          <w:p>
+            <w:r>
+              <w:t>Communications</w:t>
+            </w:r>
+          </w:p>
+        </w:tc>
+        <w:tc>
+          <w:tcPr>
+            <w:tcW w:type="dxa" w:w="2076"/>
+          </w:tcPr>
+          <w:p>
+            <w:r>
+              <w:t>4.8</w:t>
+            </w:r>
+          </w:p>
+        </w:tc>
+        <w:tc>
+          <w:tcPr>
+            <w:tcW w:type="dxa" w:w="2076"/>
+          </w:tcPr>
+          <w:p>
+            <w:r>
+              <w:t>20.0</w:t>
+            </w:r>
+          </w:p>
+        </w:tc>
+        <w:tc>
+          <w:tcPr>
+            <w:tcW w:type="dxa" w:w="2076"/>
+          </w:tcPr>
+          <w:p>
+            <w:r>
+              <w:t>Includes TT&amp;C plus payload data downlink hardware sized at a preliminary level for routine EO operations. Low confidence because required daily data volume, number of ground stations, and downlink rate are undefined.</w:t>
+            </w:r>
+          </w:p>
+        </w:tc>
+      </w:tr>
+      <w:tr>
+        <w:tc>
+          <w:tcPr>
+            <w:tcW w:type="dxa" w:w="2076"/>
+          </w:tcPr>
+          <w:p>
+            <w:r>
+              <w:t>OBC/Data Handling</w:t>
+            </w:r>
+          </w:p>
+        </w:tc>
+        <w:tc>
+          <w:tcPr>
+            <w:tcW w:type="dxa" w:w="2076"/>
+          </w:tcPr>
+          <w:p>
+            <w:r>
+              <w:t>4.2</w:t>
+            </w:r>
+          </w:p>
+        </w:tc>
+        <w:tc>
+          <w:tcPr>
+            <w:tcW w:type="dxa" w:w="2076"/>
+          </w:tcPr>
+          <w:p>
+            <w:r>
+              <w:t>20.0</w:t>
+            </w:r>
+          </w:p>
+        </w:tc>
+        <w:tc>
+          <w:tcPr>
+            <w:tcW w:type="dxa" w:w="2076"/>
+          </w:tcPr>
+          <w:p>
+            <w:r>
+              <w:t>Includes flight computer, mass memory, timing, interfaces, and housekeeping data handling. Low confidence because storage sizing depends strongly on still-undefined image generation rate and contact gaps.</w:t>
+            </w:r>
+          </w:p>
+        </w:tc>
+      </w:tr>
+      <w:tr>
+        <w:tc>
+          <w:tcPr>
+            <w:tcW w:type="dxa" w:w="2076"/>
+          </w:tcPr>
+          <w:p>
+            <w:r>
+              <w:t>EPS/Power</w:t>
+            </w:r>
+          </w:p>
+        </w:tc>
+        <w:tc>
+          <w:tcPr>
+            <w:tcW w:type="dxa" w:w="2076"/>
+          </w:tcPr>
+          <w:p>
+            <w:r>
+              <w:t>10.2</w:t>
+            </w:r>
+          </w:p>
+        </w:tc>
+        <w:tc>
+          <w:tcPr>
+            <w:tcW w:type="dxa" w:w="2076"/>
+          </w:tcPr>
+          <w:p>
+            <w:r>
+              <w:t>20.0</w:t>
+            </w:r>
+          </w:p>
+        </w:tc>
+        <w:tc>
+          <w:tcPr>
+            <w:tcW w:type="dxa" w:w="2076"/>
+          </w:tcPr>
+          <w:p>
+            <w:r>
+              <w:t>Includes solar arrays, batteries, power regulation/distribution, and margins to support 35 W payload load plus spacecraft housekeeping through eclipse at 550 km over a 3-year mission.</w:t>
+            </w:r>
+          </w:p>
+        </w:tc>
+      </w:tr>
+      <w:tr>
+        <w:tc>
+          <w:tcPr>
+            <w:tcW w:type="dxa" w:w="2076"/>
+          </w:tcPr>
+          <w:p>
+            <w:r>
+              <w:t>Thermal</w:t>
+            </w:r>
+          </w:p>
+        </w:tc>
+        <w:tc>
+          <w:tcPr>
+            <w:tcW w:type="dxa" w:w="2076"/>
+          </w:tcPr>
+          <w:p>
+            <w:r>
+              <w:t>3.6</w:t>
+            </w:r>
+          </w:p>
+        </w:tc>
+        <w:tc>
+          <w:tcPr>
+            <w:tcW w:type="dxa" w:w="2076"/>
+          </w:tcPr>
+          <w:p>
+            <w:r>
+              <w:t>20.0</w:t>
+            </w:r>
+          </w:p>
+        </w:tc>
+        <w:tc>
+          <w:tcPr>
+            <w:tcW w:type="dxa" w:w="2076"/>
+          </w:tcPr>
+          <w:p>
+            <w:r>
+              <w:t>Passive thermal control with heaters, MLI, coatings, and thermal hardware for payload and bus survival/operation in LEO. Moderate uncertainty pending detailed payload temperature stability requirements.</w:t>
+            </w:r>
+          </w:p>
+        </w:tc>
+      </w:tr>
+      <w:tr>
+        <w:tc>
+          <w:tcPr>
+            <w:tcW w:type="dxa" w:w="2076"/>
+          </w:tcPr>
+          <w:p>
+            <w:r>
+              <w:t>Payload</w:t>
+            </w:r>
+          </w:p>
+        </w:tc>
+        <w:tc>
+          <w:tcPr>
+            <w:tcW w:type="dxa" w:w="2076"/>
+          </w:tcPr>
+          <w:p>
+            <w:r>
+              <w:t>9.6</w:t>
+            </w:r>
+          </w:p>
+        </w:tc>
+        <w:tc>
+          <w:tcPr>
+            <w:tcW w:type="dxa" w:w="2076"/>
+          </w:tcPr>
+          <w:p>
+            <w:r>
+              <w:t>20.0</w:t>
+            </w:r>
+          </w:p>
+        </w:tc>
+        <w:tc>
+          <w:tcPr>
+            <w:tcW w:type="dxa" w:w="2076"/>
+          </w:tcPr>
+          <w:p>
+            <w:r>
+              <w:t>Based on stated payload mass of 8 kg with 20% subsystem margin applied per instruction.</w:t>
+            </w:r>
+          </w:p>
+        </w:tc>
+      </w:tr>
+      <w:tr>
+        <w:tc>
+          <w:tcPr>
+            <w:tcW w:type="dxa" w:w="2076"/>
+          </w:tcPr>
+          <w:p>
+            <w:r>
+              <w:t>Harness</w:t>
+            </w:r>
+          </w:p>
+        </w:tc>
+        <w:tc>
+          <w:tcPr>
+            <w:tcW w:type="dxa" w:w="2076"/>
+          </w:tcPr>
+          <w:p>
+            <w:r>
+              <w:t>2.4</w:t>
+            </w:r>
+          </w:p>
+        </w:tc>
+        <w:tc>
+          <w:tcPr>
+            <w:tcW w:type="dxa" w:w="2076"/>
+          </w:tcPr>
+          <w:p>
+            <w:r>
+              <w:t>20.0</w:t>
+            </w:r>
+          </w:p>
+        </w:tc>
+        <w:tc>
+          <w:tcPr>
+            <w:tcW w:type="dxa" w:w="2076"/>
+          </w:tcPr>
+          <w:p>
+            <w:r>
+              <w:t>Preliminary wiring and connector allowance consistent with a small Earth observation spacecraft bus.</w:t>
+            </w:r>
+          </w:p>
+        </w:tc>
+      </w:tr>
     </w:tbl>
     <w:p>
       <w:r>
-        <w:t>Total dry mass (kg): 0.0</w:t>
+        <w:t>Total dry mass (kg): 56.4</w:t>
       </w:r>
     </w:p>
     <w:p>
       <w:r>
-        <w:t>Total wet mass (kg): 0.0</w:t>
+        <w:t>Total wet mass (kg): 56.4</w:t>
       </w:r>
     </w:p>
     <w:p>
@@ -720,19 +1263,19 @@
     <w:p>
       <w:r>
         <w:rPr>
-          <w:color w:val="996600"/>
+          <w:color w:val="006600"/>
         </w:rPr>
-        <w:t>Power status: YELLOW</w:t>
+        <w:t>Power status: GREEN</w:t>
       </w:r>
     </w:p>
     <w:p>
       <w:r>
-        <w:t>Solar array area (m^2): 0.75</w:t>
+        <w:t>Solar array area (m^2): 0.39</w:t>
       </w:r>
     </w:p>
     <w:p>
       <w:r>
-        <w:t>Battery capacity (Wh): 65.1</w:t>
+        <w:t>Battery capacity (Wh): 220.0</w:t>
       </w:r>
     </w:p>
     <w:p>
@@ -811,7 +1354,7 @@
           </w:tcPr>
           <w:p>
             <w:r>
-              <w:t>7200.0</w:t>
+              <w:t>5200.0</w:t>
             </w:r>
           </w:p>
         </w:tc>
@@ -843,7 +1386,7 @@
           </w:tcPr>
           <w:p>
             <w:r>
-              <w:t>2100.0</w:t>
+              <w:t>1700.0</w:t>
             </w:r>
           </w:p>
         </w:tc>
@@ -907,7 +1450,7 @@
           </w:tcPr>
           <w:p>
             <w:r>
-              <w:t>1400.0</w:t>
+              <w:t>900.0</w:t>
             </w:r>
           </w:p>
         </w:tc>
@@ -939,7 +1482,7 @@
           </w:tcPr>
           <w:p>
             <w:r>
-              <w:t>1800.0</w:t>
+              <w:t>1500.0</w:t>
             </w:r>
           </w:p>
         </w:tc>
@@ -971,7 +1514,7 @@
           </w:tcPr>
           <w:p>
             <w:r>
-              <w:t>1900.0</w:t>
+              <w:t>1500.0</w:t>
             </w:r>
           </w:p>
         </w:tc>
@@ -1003,7 +1546,7 @@
           </w:tcPr>
           <w:p>
             <w:r>
-              <w:t>4300.0</w:t>
+              <w:t>2720.0</w:t>
             </w:r>
           </w:p>
         </w:tc>
@@ -1021,7 +1564,7 @@
     </w:tbl>
     <w:p>
       <w:r>
-        <w:t>Total cost (kEUR): 21500.0</w:t>
+        <w:t>Total cost (kEUR): 16320.0</w:t>
       </w:r>
     </w:p>
     <w:p>
@@ -1047,42 +1590,52 @@
     </w:p>
     <w:p>
       <w:r>
-        <w:t>- The launch vehicle and rideshare constraints will permit injection into an orbit that is either the operational 550 km circular orbit at 97.6 degrees inclination or an orbit reachable within the spacecraft delta-v budget.</w:t>
+        <w:t>- The launch service provider will inject the spacecraft into an orbit within ±25 km altitude and ±0.2 deg inclination of the nominal mission orbit; if this assumption is wrong, onboard propulsion delta-v requirements may change materially.</w:t>
       </w:r>
     </w:p>
     <w:p>
       <w:r>
-        <w:t>- The payload optical design can achieve 5 m ground sampling distance and 40 km swath width from 550 km altitude within the spacecraft volume, mass, thermal, and pointing allocations.</w:t>
+        <w:t>- The 5 m ground sample distance and 40 km swath requirements apply at nadir from the nominal operational orbit; if off-nadir performance is required, payload aperture, focal plane, and attitude control sizing may change materially.</w:t>
       </w:r>
     </w:p>
     <w:p>
       <w:r>
-        <w:t>- The spacecraft bus can accommodate an 8 kg payload and provide at least 35 W payload power during imaging while maintaining positive power balance over the full orbit.</w:t>
+        <w:t>- The payload requires at least 35 W regulated power during nominal imaging operations; if peak or average power is higher, solar array and battery sizing may change materially.</w:t>
       </w:r>
     </w:p>
     <w:p>
       <w:r>
-        <w:t>- The planned ground segment will provide sufficient contact time and link performance to return the average daily payload data volume assumed for mission planning.</w:t>
+        <w:t>- Routine imaging is limited to sunlit orbital passes; if twilight or night imaging is required, payload design and operations concept may change materially.</w:t>
       </w:r>
     </w:p>
     <w:p>
       <w:r>
-        <w:t>- The atmospheric drag environment at 550 km will not reduce orbit lifetime or increase maintenance delta-v beyond the propulsion or passive lifetime assumptions used for the mission concept.</w:t>
+        <w:t>- A ground segment with sufficient contact opportunities and payload data throughput will be available; if not, onboard storage capacity and downlink rate requirements may increase materially.</w:t>
       </w:r>
     </w:p>
     <w:p>
       <w:r>
-        <w:t>- Radiation, thermal, and atomic oxygen environments for the selected orbit are within the qualification limits assumed for the spacecraft bus and payload components.</w:t>
+        <w:t>- The mission does not require continuous propulsion for nominal operations; if propulsion is required for orbit maintenance, collision avoidance, or disposal, spacecraft mass, volume, power, and safety constraints may change materially.</w:t>
       </w:r>
     </w:p>
     <w:p>
       <w:r>
-        <w:t>- Frequency allocation, licensing, and Earth observation regulatory approvals can be obtained within the project schedule and for the selected communications architecture.</w:t>
+        <w:t>- Passive thermal control plus operational heaters can maintain all units within qualified temperature limits in the 550 km orbit; if not, radiator area, heater power, and thermal hardware mass may change materially.</w:t>
       </w:r>
     </w:p>
     <w:p>
       <w:r>
-        <w:t>- A debris mitigation compliance path exists for the mission, either through passive orbital decay within the allowed post-mission lifetime or through an active disposal capability.</w:t>
+        <w:t>- The selected orbit provides illumination conditions compatible with routine multispectral imaging; if local time of descending node or seasonal lighting differs from this assumption, mission utility and imaging opportunities may change materially.</w:t>
+      </w:r>
+    </w:p>
+    <w:p>
+      <w:r>
+        <w:t>- The spacecraft can meet debris mitigation obligations either through natural decay from 550 km or through a dedicated disposal function; if this assumption is wrong, additional propulsion or drag augmentation hardware may be required.</w:t>
+      </w:r>
+    </w:p>
+    <w:p>
+      <w:r>
+        <w:t>- Payload data generation rate, onboard storage requirement, and downlink volume have not yet been fixed; if final values are larger than currently assumed, avionics, communications, and power sizing may change materially.</w:t>
       </w:r>
     </w:p>
     <w:p>
@@ -1092,52 +1645,62 @@
     </w:p>
     <w:p>
       <w:r>
-        <w:t>- What spectral bands, band centers, and bandwidths shall the payload provide, and what radiometric performance metrics shall apply to each band?</w:t>
+        <w:t>- What spectral bands, band center wavelengths, and minimum signal-to-noise ratio values are required for the payload, expressed per band at a defined reference scene and illumination condition?</w:t>
       </w:r>
     </w:p>
     <w:p>
       <w:r>
-        <w:t>- What maximum revisit time, target latitude range, and annual coverage fraction are required to define mission success for the selected land targets?</w:t>
+        <w:t>- What maximum geolocation error is required for delivered imagery, stated separately for performance with and without ground control points?</w:t>
       </w:r>
     </w:p>
     <w:p>
       <w:r>
-        <w:t>- What image quality requirements shall be allocated, including MTF at Nyquist, maximum allowable image smear, signal-to-noise ratio, and geolocation accuracy?</w:t>
+        <w:t>- What minimum revisit interval or area coverage rate is required for the target user set, stated for a defined latitude band and cloud-free condition?</w:t>
       </w:r>
     </w:p>
     <w:p>
       <w:r>
-        <w:t>- What average and peak daily payload data volumes shall size onboard storage, downlink rate, and ground station contact time requirements?</w:t>
+        <w:t>- What minimum daily payload data volume shall the mission downlink, in Gbit/day, and what maximum allowable latency shall apply from acquisition to data delivery to users?</w:t>
       </w:r>
     </w:p>
     <w:p>
       <w:r>
-        <w:t>- What maximum interval between scheduled ground contacts shall the spacecraft be required to tolerate without loss of mission data or commanding capability?</w:t>
+        <w:t>- What minimum onboard payload data storage capacity is required, in Gbit, based on the expected imaging plan and worst-case ground contact outage duration?</w:t>
       </w:r>
     </w:p>
     <w:p>
       <w:r>
-        <w:t>- Is onboard propulsion required, and if so, what delta-v shall be allocated for orbit acquisition, maintenance, collision avoidance, and end-of-life disposal?</w:t>
+        <w:t>- What pointing knowledge, pointing control error, and line-of-sight jitter limits are required during imaging to support the 5 m ground sample distance objective?</w:t>
       </w:r>
     </w:p>
     <w:p>
       <w:r>
-        <w:t>- What launch environment limits, separation interface requirements, and spacecraft mass and volume allocations shall be used before launch service procurement?</w:t>
+        <w:t>- What launch vehicle accommodation constraints will apply, including maximum wet mass, stowed envelope, separation interface standard, and injection accuracy bounds?</w:t>
       </w:r>
     </w:p>
     <w:p>
       <w:r>
-        <w:t>- What commissioning and calibration concept shall be baselined, including duration, required calibration targets, and any onboard calibration hardware?</w:t>
+        <w:t>- Is collision avoidance capability required, and if so, what response timeline, minimum probability-of-collision threshold, and delta-v capability shall be allocated?</w:t>
       </w:r>
     </w:p>
     <w:p>
       <w:r>
-        <w:t>- What autonomous fault detection, isolation, and recovery functions shall be implemented, and what faults shall trigger autonomous safe mode entry?</w:t>
+        <w:t>- What end-of-life disposal requirement applies, including maximum allowed post-mission orbital lifetime and any mandated passivation actions under the governing authority?</w:t>
       </w:r>
     </w:p>
     <w:p>
       <w:r>
-        <w:t>- What debris mitigation standard and maximum post-mission orbital lifetime requirement shall govern the end-of-life design?</w:t>
+        <w:t>- How many ground stations or relay services will be available, and what minimum contact time per day and minimum downlink data rate will each provide?</w:t>
+      </w:r>
+    </w:p>
+    <w:p>
+      <w:r>
+        <w:t>- What autonomy level is required for fault detection, isolation, and recovery, including the list of faults that must trigger autonomous safe mode and the maximum allowable time to safe the spacecraft?</w:t>
+      </w:r>
+    </w:p>
+    <w:p>
+      <w:r>
+        <w:t>- What calibration concept is required to maintain radiometric and geometric performance over 3.0 years, including onboard calibration hardware, lunar calibration, vicarious calibration, or ground-reference campaigns?</w:t>
       </w:r>
     </w:p>
     <w:p>
